--- a/Stock/data/supply_chain_reports/20260611/daily_digest.docx
+++ b/Stock/data/supply_chain_reports/20260611/daily_digest.docx
@@ -13,7 +13,7 @@
     </w:p>
     <w:p>
       <w:r>
-        <w:t>数据来源：新浪财经 | 生成时间：2026-06-11 17:03:26</w:t>
+        <w:t>数据来源：新浪财经 | 生成时间：2026-06-11 17:13:42</w:t>
       </w:r>
     </w:p>
     <w:p>
@@ -380,7 +380,7 @@
           </w:tcPr>
           <w:p>
             <w:r>
-              <w:t>600707</w:t>
+              <w:t>兆易创新</w:t>
             </w:r>
           </w:p>
         </w:tc>
@@ -390,7 +390,7 @@
           </w:tcPr>
           <w:p>
             <w:r>
-              <w:t>600707</w:t>
+              <w:t>603986</w:t>
             </w:r>
           </w:p>
         </w:tc>
@@ -400,7 +400,7 @@
           </w:tcPr>
           <w:p>
             <w:r>
-              <w:t>10.61</w:t>
+              <w:t>483.50</w:t>
             </w:r>
           </w:p>
         </w:tc>
@@ -410,7 +410,7 @@
           </w:tcPr>
           <w:p>
             <w:r>
-              <w:t>-6.35%</w:t>
+              <w:t>+0.55%</w:t>
             </w:r>
           </w:p>
         </w:tc>
@@ -420,7 +420,7 @@
           </w:tcPr>
           <w:p>
             <w:r>
-              <w:t>22142.31</w:t>
+              <w:t>2969.91</w:t>
             </w:r>
           </w:p>
         </w:tc>
@@ -430,7 +430,7 @@
           </w:tcPr>
           <w:p>
             <w:r>
-              <w:t>23.66</w:t>
+              <w:t>142.11</w:t>
             </w:r>
           </w:p>
         </w:tc>
@@ -452,7 +452,7 @@
           </w:tcPr>
           <w:p>
             <w:r>
-              <w:t>上海新昇</w:t>
+              <w:t>688256</w:t>
             </w:r>
           </w:p>
         </w:tc>
@@ -462,7 +462,7 @@
           </w:tcPr>
           <w:p>
             <w:r>
-              <w:t>688126</w:t>
+              <w:t>688256</w:t>
             </w:r>
           </w:p>
         </w:tc>
@@ -472,7 +472,7 @@
           </w:tcPr>
           <w:p>
             <w:r>
-              <w:t>32.50</w:t>
+              <w:t>1219.50</w:t>
             </w:r>
           </w:p>
         </w:tc>
@@ -482,7 +482,7 @@
           </w:tcPr>
           <w:p>
             <w:r>
-              <w:t>-0.46%</w:t>
+              <w:t>-0.93%</w:t>
             </w:r>
           </w:p>
         </w:tc>
@@ -492,7 +492,7 @@
           </w:tcPr>
           <w:p>
             <w:r>
-              <w:t>22047.94</w:t>
+              <w:t>1118.20</w:t>
             </w:r>
           </w:p>
         </w:tc>
@@ -502,7 +502,7 @@
           </w:tcPr>
           <w:p>
             <w:r>
-              <w:t>71.08</w:t>
+              <w:t>136.32</w:t>
             </w:r>
           </w:p>
         </w:tc>
@@ -524,7 +524,7 @@
           </w:tcPr>
           <w:p>
             <w:r>
-              <w:t>华天科技</w:t>
+              <w:t>生益科技</w:t>
             </w:r>
           </w:p>
         </w:tc>
@@ -534,7 +534,7 @@
           </w:tcPr>
           <w:p>
             <w:r>
-              <w:t>002185</w:t>
+              <w:t>600183</w:t>
             </w:r>
           </w:p>
         </w:tc>
@@ -544,7 +544,7 @@
           </w:tcPr>
           <w:p>
             <w:r>
-              <w:t>16.75</w:t>
+              <w:t>149.73</w:t>
             </w:r>
           </w:p>
         </w:tc>
@@ -554,7 +554,7 @@
           </w:tcPr>
           <w:p>
             <w:r>
-              <w:t>-2.10%</w:t>
+              <w:t>+1.93%</w:t>
             </w:r>
           </w:p>
         </w:tc>
@@ -564,7 +564,7 @@
           </w:tcPr>
           <w:p>
             <w:r>
-              <w:t>21404.88</w:t>
+              <w:t>8400.41</w:t>
             </w:r>
           </w:p>
         </w:tc>
@@ -574,7 +574,7 @@
           </w:tcPr>
           <w:p>
             <w:r>
-              <w:t>35.89</w:t>
+              <w:t>125.28</w:t>
             </w:r>
           </w:p>
         </w:tc>
@@ -596,7 +596,7 @@
           </w:tcPr>
           <w:p>
             <w:r>
-              <w:t>600584</w:t>
+              <w:t>长电科技</w:t>
             </w:r>
           </w:p>
         </w:tc>
@@ -606,7 +606,7 @@
           </w:tcPr>
           <w:p>
             <w:r>
-              <w:t>600584</w:t>
+              <w:t>002463</w:t>
             </w:r>
           </w:p>
         </w:tc>
@@ -616,7 +616,7 @@
           </w:tcPr>
           <w:p>
             <w:r>
-              <w:t>71.95</w:t>
+              <w:t>126.91</w:t>
             </w:r>
           </w:p>
         </w:tc>
@@ -626,7 +626,7 @@
           </w:tcPr>
           <w:p>
             <w:r>
-              <w:t>-2.84%</w:t>
+              <w:t>-2.83%</w:t>
             </w:r>
           </w:p>
         </w:tc>
@@ -636,7 +636,7 @@
           </w:tcPr>
           <w:p>
             <w:r>
-              <w:t>12799.91</w:t>
+              <w:t>7789.25</w:t>
             </w:r>
           </w:p>
         </w:tc>
@@ -646,7 +646,7 @@
           </w:tcPr>
           <w:p>
             <w:r>
-              <w:t>92.50</w:t>
+              <w:t>99.05</w:t>
             </w:r>
           </w:p>
         </w:tc>
@@ -668,7 +668,7 @@
           </w:tcPr>
           <w:p>
             <w:r>
-              <w:t>002156</w:t>
+              <w:t>澜起科技</w:t>
             </w:r>
           </w:p>
         </w:tc>
@@ -678,7 +678,7 @@
           </w:tcPr>
           <w:p>
             <w:r>
-              <w:t>002156</w:t>
+              <w:t>688008</w:t>
             </w:r>
           </w:p>
         </w:tc>
@@ -688,7 +688,7 @@
           </w:tcPr>
           <w:p>
             <w:r>
-              <w:t>60.09</w:t>
+              <w:t>228.70</w:t>
             </w:r>
           </w:p>
         </w:tc>
@@ -698,7 +698,7 @@
           </w:tcPr>
           <w:p>
             <w:r>
-              <w:t>-2.20%</w:t>
+              <w:t>-1.00%</w:t>
             </w:r>
           </w:p>
         </w:tc>
@@ -708,7 +708,7 @@
           </w:tcPr>
           <w:p>
             <w:r>
-              <w:t>9181.41</w:t>
+              <w:t>4298.37</w:t>
             </w:r>
           </w:p>
         </w:tc>
@@ -718,7 +718,7 @@
           </w:tcPr>
           <w:p>
             <w:r>
-              <w:t>55.20</w:t>
+              <w:t>98.58</w:t>
             </w:r>
           </w:p>
         </w:tc>
@@ -740,7 +740,7 @@
           </w:tcPr>
           <w:p>
             <w:r>
-              <w:t>紫光股份</w:t>
+              <w:t>600584</w:t>
             </w:r>
           </w:p>
         </w:tc>
@@ -750,7 +750,7 @@
           </w:tcPr>
           <w:p>
             <w:r>
-              <w:t>000938</w:t>
+              <w:t>600584</w:t>
             </w:r>
           </w:p>
         </w:tc>
@@ -760,7 +760,7 @@
           </w:tcPr>
           <w:p>
             <w:r>
-              <w:t>25.35</w:t>
+              <w:t>71.95</w:t>
             </w:r>
           </w:p>
         </w:tc>
@@ -770,7 +770,7 @@
           </w:tcPr>
           <w:p>
             <w:r>
-              <w:t>-2.20%</w:t>
+              <w:t>-2.84%</w:t>
             </w:r>
           </w:p>
         </w:tc>
@@ -780,7 +780,7 @@
           </w:tcPr>
           <w:p>
             <w:r>
-              <w:t>9122.59</w:t>
+              <w:t>12799.91</w:t>
             </w:r>
           </w:p>
         </w:tc>
@@ -790,7 +790,7 @@
           </w:tcPr>
           <w:p>
             <w:r>
-              <w:t>23.18</w:t>
+              <w:t>92.50</w:t>
             </w:r>
           </w:p>
         </w:tc>
@@ -812,7 +812,7 @@
           </w:tcPr>
           <w:p>
             <w:r>
-              <w:t>生益科技</w:t>
+              <w:t>中微公司</w:t>
             </w:r>
           </w:p>
         </w:tc>
@@ -822,7 +822,7 @@
           </w:tcPr>
           <w:p>
             <w:r>
-              <w:t>600183</w:t>
+              <w:t>688012</w:t>
             </w:r>
           </w:p>
         </w:tc>
@@ -832,7 +832,7 @@
           </w:tcPr>
           <w:p>
             <w:r>
-              <w:t>149.73</w:t>
+              <w:t>303.12</w:t>
             </w:r>
           </w:p>
         </w:tc>
@@ -842,7 +842,7 @@
           </w:tcPr>
           <w:p>
             <w:r>
-              <w:t>+1.93%</w:t>
+              <w:t>+4.85%</w:t>
             </w:r>
           </w:p>
         </w:tc>
@@ -852,7 +852,7 @@
           </w:tcPr>
           <w:p>
             <w:r>
-              <w:t>8400.41</w:t>
+              <w:t>2750.32</w:t>
             </w:r>
           </w:p>
         </w:tc>
@@ -862,7 +862,7 @@
           </w:tcPr>
           <w:p>
             <w:r>
-              <w:t>125.28</w:t>
+              <w:t>82.23</w:t>
             </w:r>
           </w:p>
         </w:tc>
@@ -884,7 +884,7 @@
           </w:tcPr>
           <w:p>
             <w:r>
-              <w:t>长电科技</w:t>
+              <w:t>中芯国际</w:t>
             </w:r>
           </w:p>
         </w:tc>
@@ -894,7 +894,7 @@
           </w:tcPr>
           <w:p>
             <w:r>
-              <w:t>002463</w:t>
+              <w:t>688981</w:t>
             </w:r>
           </w:p>
         </w:tc>
@@ -904,7 +904,7 @@
           </w:tcPr>
           <w:p>
             <w:r>
-              <w:t>126.91</w:t>
+              <w:t>127.40</w:t>
             </w:r>
           </w:p>
         </w:tc>
@@ -914,7 +914,7 @@
           </w:tcPr>
           <w:p>
             <w:r>
-              <w:t>-2.83%</w:t>
+              <w:t>+1.64%</w:t>
             </w:r>
           </w:p>
         </w:tc>
@@ -924,7 +924,7 @@
           </w:tcPr>
           <w:p>
             <w:r>
-              <w:t>7789.25</w:t>
+              <w:t>6262.76</w:t>
             </w:r>
           </w:p>
         </w:tc>
@@ -934,7 +934,7 @@
           </w:tcPr>
           <w:p>
             <w:r>
-              <w:t>99.05</w:t>
+              <w:t>79.36</w:t>
             </w:r>
           </w:p>
         </w:tc>
@@ -956,7 +956,7 @@
           </w:tcPr>
           <w:p>
             <w:r>
-              <w:t>中芯国际</w:t>
+              <w:t>北方华创</w:t>
             </w:r>
           </w:p>
         </w:tc>
@@ -966,7 +966,7 @@
           </w:tcPr>
           <w:p>
             <w:r>
-              <w:t>688981</w:t>
+              <w:t>002371</w:t>
             </w:r>
           </w:p>
         </w:tc>
@@ -976,7 +976,7 @@
           </w:tcPr>
           <w:p>
             <w:r>
-              <w:t>127.40</w:t>
+              <w:t>637.50</w:t>
             </w:r>
           </w:p>
         </w:tc>
@@ -986,7 +986,7 @@
           </w:tcPr>
           <w:p>
             <w:r>
-              <w:t>+1.64%</w:t>
+              <w:t>+2.96%</w:t>
             </w:r>
           </w:p>
         </w:tc>
@@ -996,7 +996,7 @@
           </w:tcPr>
           <w:p>
             <w:r>
-              <w:t>6262.76</w:t>
+              <w:t>1136.67</w:t>
             </w:r>
           </w:p>
         </w:tc>
@@ -1006,7 +1006,7 @@
           </w:tcPr>
           <w:p>
             <w:r>
-              <w:t>79.36</w:t>
+              <w:t>72.34</w:t>
             </w:r>
           </w:p>
         </w:tc>
@@ -1028,7 +1028,7 @@
           </w:tcPr>
           <w:p>
             <w:r>
-              <w:t>浪潮信息</w:t>
+              <w:t>上海新昇</w:t>
             </w:r>
           </w:p>
         </w:tc>
@@ -1038,7 +1038,7 @@
           </w:tcPr>
           <w:p>
             <w:r>
-              <w:t>000977</w:t>
+              <w:t>688126</w:t>
             </w:r>
           </w:p>
         </w:tc>
@@ -1048,7 +1048,7 @@
           </w:tcPr>
           <w:p>
             <w:r>
-              <w:t>57.84</w:t>
+              <w:t>32.50</w:t>
             </w:r>
           </w:p>
         </w:tc>
@@ -1058,7 +1058,7 @@
           </w:tcPr>
           <w:p>
             <w:r>
-              <w:t>-2.61%</w:t>
+              <w:t>-0.46%</w:t>
             </w:r>
           </w:p>
         </w:tc>
@@ -1068,7 +1068,7 @@
           </w:tcPr>
           <w:p>
             <w:r>
-              <w:t>4410.41</w:t>
+              <w:t>22047.94</w:t>
             </w:r>
           </w:p>
         </w:tc>
@@ -1078,7 +1078,7 @@
           </w:tcPr>
           <w:p>
             <w:r>
-              <w:t>25.60</w:t>
+              <w:t>71.08</w:t>
             </w:r>
           </w:p>
         </w:tc>
@@ -1100,7 +1100,7 @@
           </w:tcPr>
           <w:p>
             <w:r>
-              <w:t>澜起科技</w:t>
+              <w:t>002156</w:t>
             </w:r>
           </w:p>
         </w:tc>
@@ -1110,7 +1110,7 @@
           </w:tcPr>
           <w:p>
             <w:r>
-              <w:t>688008</w:t>
+              <w:t>002156</w:t>
             </w:r>
           </w:p>
         </w:tc>
@@ -1120,7 +1120,7 @@
           </w:tcPr>
           <w:p>
             <w:r>
-              <w:t>228.70</w:t>
+              <w:t>60.09</w:t>
             </w:r>
           </w:p>
         </w:tc>
@@ -1130,7 +1130,7 @@
           </w:tcPr>
           <w:p>
             <w:r>
-              <w:t>-1.00%</w:t>
+              <w:t>-2.20%</w:t>
             </w:r>
           </w:p>
         </w:tc>
@@ -1140,7 +1140,7 @@
           </w:tcPr>
           <w:p>
             <w:r>
-              <w:t>4298.37</w:t>
+              <w:t>9181.41</w:t>
             </w:r>
           </w:p>
         </w:tc>
@@ -1150,7 +1150,7 @@
           </w:tcPr>
           <w:p>
             <w:r>
-              <w:t>98.58</w:t>
+              <w:t>55.20</w:t>
             </w:r>
           </w:p>
         </w:tc>
@@ -1172,7 +1172,7 @@
           </w:tcPr>
           <w:p>
             <w:r>
-              <w:t>英维克</w:t>
+              <w:t>深南电路</w:t>
             </w:r>
           </w:p>
         </w:tc>
@@ -1182,7 +1182,7 @@
           </w:tcPr>
           <w:p>
             <w:r>
-              <w:t>002837</w:t>
+              <w:t>002916</w:t>
             </w:r>
           </w:p>
         </w:tc>
@@ -1192,7 +1192,7 @@
           </w:tcPr>
           <w:p>
             <w:r>
-              <w:t>67.14</w:t>
+              <w:t>376.16</w:t>
             </w:r>
           </w:p>
         </w:tc>
@@ -1202,7 +1202,7 @@
           </w:tcPr>
           <w:p>
             <w:r>
-              <w:t>-2.55%</w:t>
+              <w:t>-1.80%</w:t>
             </w:r>
           </w:p>
         </w:tc>
@@ -1212,7 +1212,7 @@
           </w:tcPr>
           <w:p>
             <w:r>
-              <w:t>3860.19</w:t>
+              <w:t>974.37</w:t>
             </w:r>
           </w:p>
         </w:tc>
@@ -1222,7 +1222,7 @@
           </w:tcPr>
           <w:p>
             <w:r>
-              <w:t>25.97</w:t>
+              <w:t>36.86</w:t>
             </w:r>
           </w:p>
         </w:tc>
@@ -1244,7 +1244,7 @@
           </w:tcPr>
           <w:p>
             <w:r>
-              <w:t>兆易创新</w:t>
+              <w:t>华天科技</w:t>
             </w:r>
           </w:p>
         </w:tc>
@@ -1254,7 +1254,7 @@
           </w:tcPr>
           <w:p>
             <w:r>
-              <w:t>603986</w:t>
+              <w:t>002185</w:t>
             </w:r>
           </w:p>
         </w:tc>
@@ -1264,7 +1264,7 @@
           </w:tcPr>
           <w:p>
             <w:r>
-              <w:t>483.50</w:t>
+              <w:t>16.75</w:t>
             </w:r>
           </w:p>
         </w:tc>
@@ -1274,7 +1274,7 @@
           </w:tcPr>
           <w:p>
             <w:r>
-              <w:t>+0.55%</w:t>
+              <w:t>-2.10%</w:t>
             </w:r>
           </w:p>
         </w:tc>
@@ -1284,7 +1284,7 @@
           </w:tcPr>
           <w:p>
             <w:r>
-              <w:t>2969.91</w:t>
+              <w:t>21404.88</w:t>
             </w:r>
           </w:p>
         </w:tc>
@@ -1294,7 +1294,7 @@
           </w:tcPr>
           <w:p>
             <w:r>
-              <w:t>142.11</w:t>
+              <w:t>35.89</w:t>
             </w:r>
           </w:p>
         </w:tc>
@@ -1316,7 +1316,7 @@
           </w:tcPr>
           <w:p>
             <w:r>
-              <w:t>中微公司</w:t>
+              <w:t>芯海科技</w:t>
             </w:r>
           </w:p>
         </w:tc>
@@ -1326,7 +1326,7 @@
           </w:tcPr>
           <w:p>
             <w:r>
-              <w:t>688012</w:t>
+              <w:t>688521</w:t>
             </w:r>
           </w:p>
         </w:tc>
@@ -1336,7 +1336,7 @@
           </w:tcPr>
           <w:p>
             <w:r>
-              <w:t>303.12</w:t>
+              <w:t>229.76</w:t>
             </w:r>
           </w:p>
         </w:tc>
@@ -1346,7 +1346,7 @@
           </w:tcPr>
           <w:p>
             <w:r>
-              <w:t>+4.85%</w:t>
+              <w:t>+0.54%</w:t>
             </w:r>
           </w:p>
         </w:tc>
@@ -1356,7 +1356,7 @@
           </w:tcPr>
           <w:p>
             <w:r>
-              <w:t>2750.32</w:t>
+              <w:t>1466.94</w:t>
             </w:r>
           </w:p>
         </w:tc>
@@ -1366,7 +1366,7 @@
           </w:tcPr>
           <w:p>
             <w:r>
-              <w:t>82.23</w:t>
+              <w:t>33.28</w:t>
             </w:r>
           </w:p>
         </w:tc>
